--- a/1952.12/1952年12月4日，在朝鲜战争形势与明年作战方针任务的报告上的重要批示__LLM初注.docx
+++ b/1952.12/1952年12月4日，在朝鲜战争形势与明年作战方针任务的报告上的重要批示__LLM初注.docx
@@ -417,13 +417,23 @@
       </w:r>
     </w:p>
     <w:p>
+      <w:commentRangeStart w:id="0"/>
       <w:r>
         <w:t>1. 【需核】“汉川”在朝鲜的具体位置和今名。</w:t>
       </w:r>
-    </w:p>
-    <w:p>
+      <w:commentRangeEnd w:id="0"/>
+      <w:r>
+        <w:commentReference w:id="0"/>
+      </w:r>
+    </w:p>
+    <w:p>
+      <w:commentRangeStart w:id="1"/>
       <w:r>
         <w:t>2. 【需核】此批示原文出处及完整版本文献来源。</w:t>
+      </w:r>
+      <w:commentRangeEnd w:id="1"/>
+      <w:r>
+        <w:commentReference w:id="1"/>
       </w:r>
     </w:p>
     <w:sectPr>
@@ -439,6 +449,25 @@
     </w:sectPr>
   </w:body>
 </w:document>
+</file>
+
+<file path=word/comments.xml><?xml version="1.0" encoding="utf-8"?>
+<w:comments xmlns:w="http://schemas.openxmlformats.org/wordprocessingml/2006/main">
+  <w:comment w:id="0" w:author="LLM初注待核" w:date="2026-07-05T15:07:26Z">
+    <w:p>
+      <w:r>
+        <w:t>【需核】“汉川”在朝鲜的具体位置和今名。</w:t>
+      </w:r>
+    </w:p>
+  </w:comment>
+  <w:comment w:id="1" w:author="LLM初注待核" w:date="2026-07-05T15:07:26Z">
+    <w:p>
+      <w:r>
+        <w:t>【需核】此批示原文出处及完整版本文献来源。</w:t>
+      </w:r>
+    </w:p>
+  </w:comment>
+</w:comments>
 </file>
 
 <file path=word/footer1.xml><?xml version="1.0" encoding="utf-8"?>

--- a/1952.12/1952年12月4日，在朝鲜战争形势与明年作战方针任务的报告上的重要批示__LLM初注.docx
+++ b/1952.12/1952年12月4日，在朝鲜战争形势与明年作战方针任务的报告上的重要批示__LLM初注.docx
@@ -423,6 +423,9 @@
       </w:r>
       <w:commentRangeEnd w:id="0"/>
       <w:r>
+        <w:rPr>
+          <w:rStyle w:val="CommentReference"/>
+        </w:rPr>
         <w:commentReference w:id="0"/>
       </w:r>
     </w:p>
@@ -433,6 +436,9 @@
       </w:r>
       <w:commentRangeEnd w:id="1"/>
       <w:r>
+        <w:rPr>
+          <w:rStyle w:val="CommentReference"/>
+        </w:rPr>
         <w:commentReference w:id="1"/>
       </w:r>
     </w:p>
@@ -455,6 +461,9 @@
 <w:comments xmlns:w="http://schemas.openxmlformats.org/wordprocessingml/2006/main">
   <w:comment w:id="0" w:author="LLM初注待核" w:date="2026-07-05T15:07:26Z">
     <w:p>
+      <w:pPr>
+        <w:pStyle w:val="CommentText"/>
+      </w:pPr>
       <w:r>
         <w:t>【需核】“汉川”在朝鲜的具体位置和今名。</w:t>
       </w:r>
@@ -462,6 +471,9 @@
   </w:comment>
   <w:comment w:id="1" w:author="LLM初注待核" w:date="2026-07-05T15:07:26Z">
     <w:p>
+      <w:pPr>
+        <w:pStyle w:val="CommentText"/>
+      </w:pPr>
       <w:r>
         <w:t>【需核】此批示原文出处及完整版本文献来源。</w:t>
       </w:r>

--- a/1952.12/1952年12月4日，在朝鲜战争形势与明年作战方针任务的报告上的重要批示__LLM初注.docx
+++ b/1952.12/1952年12月4日，在朝鲜战争形势与明年作战方针任务的报告上的重要批示__LLM初注.docx
@@ -51,13 +51,16 @@
       </w:r>
       <w:r>
         <w:rPr>
+          <w:rStyle w:val="FootnoteReference"/>
           <w:rFonts w:hint="eastAsia" w:ascii="仿宋" w:hAnsi="仿宋" w:eastAsia="仿宋" w:cs="仿宋"/>
           <w:sz w:val="36"/>
           <w:szCs w:val="36"/>
           <w:vertAlign w:val="superscript"/>
           <w:lang w:val="en-US" w:eastAsia="zh-CN"/>
         </w:rPr>
+        <w:t>[</w:t>
         <w:footnoteReference w:id="0"/>
+        <w:t>]</w:t>
       </w:r>
       <w:r>
         <w:rPr>
@@ -174,11 +177,18 @@
       <w:r>
         <w:rPr>
           <w:rStyle w:val="FootnoteReference"/>
-        </w:rPr>
+          <w:vertAlign w:val="superscript"/>
+        </w:rPr>
+        <w:t>[</w:t>
         <w:footnoteReference w:id="4"/>
-      </w:r>
-      <w:r>
-        <w:rPr/>
+        <w:t>]</w:t>
+      </w:r>
+      <w:r>
+        <w:rPr>
+          <w:rFonts w:hint="eastAsia" w:ascii="仿宋" w:hAnsi="仿宋" w:eastAsia="仿宋"/>
+          <w:sz w:val="32"/>
+          <w:szCs w:val="32"/>
+        </w:rPr>
         <w:t xml:space="preserve">大举登陆，并在我后方空降，时间应准备在春季，也可能更早些，我应十分加强地堡和坑道，部署</w:t>
       </w:r>
       <w:r>
@@ -301,21 +311,35 @@
       <w:r>
         <w:rPr>
           <w:rStyle w:val="FootnoteReference"/>
-        </w:rPr>
+          <w:vertAlign w:val="superscript"/>
+        </w:rPr>
+        <w:t>[</w:t>
         <w:footnoteReference w:id="5"/>
-      </w:r>
-      <w:r>
-        <w:rPr/>
+        <w:t>]</w:t>
+      </w:r>
+      <w:r>
+        <w:rPr>
+          <w:rFonts w:hint="eastAsia" w:ascii="仿宋" w:hAnsi="仿宋" w:eastAsia="仿宋"/>
+          <w:sz w:val="32"/>
+          <w:szCs w:val="32"/>
+        </w:rPr>
         <w:t>，第三个危险区是镇南浦汉川线</w:t>
       </w:r>
       <w:r>
         <w:rPr>
           <w:rStyle w:val="FootnoteReference"/>
-        </w:rPr>
+          <w:vertAlign w:val="superscript"/>
+        </w:rPr>
+        <w:t>[</w:t>
         <w:footnoteReference w:id="6"/>
-      </w:r>
-      <w:r>
-        <w:rPr/>
+        <w:t>]</w:t>
+      </w:r>
+      <w:r>
+        <w:rPr>
+          <w:rFonts w:hint="eastAsia" w:ascii="仿宋" w:hAnsi="仿宋" w:eastAsia="仿宋"/>
+          <w:sz w:val="32"/>
+          <w:szCs w:val="32"/>
+        </w:rPr>
         <w:t xml:space="preserve">。</w:t>
       </w:r>
     </w:p>

--- a/1952.12/1952年12月4日，在朝鲜战争形势与明年作战方针任务的报告上的重要批示__LLM初注.docx
+++ b/1952.12/1952年12月4日，在朝鲜战争形势与明年作战方针任务的报告上的重要批示__LLM初注.docx
@@ -41,36 +41,19 @@
       <w:bookmarkEnd w:id="0"/>
       <w:r>
         <w:rPr>
-          <w:rFonts w:hint="eastAsia" w:ascii="仿宋" w:hAnsi="仿宋" w:eastAsia="仿宋" w:cs="仿宋"/>
-          <w:sz w:val="36"/>
-          <w:szCs w:val="36"/>
+          <w:rStyle w:val="FootnoteReference"/>
           <w:vertAlign w:val="superscript"/>
-          <w:lang w:val="en-US" w:eastAsia="zh-CN"/>
-        </w:rPr>
-        <w:t>[</w:t>
+        </w:rPr>
+        <w:t>[1]</w:t>
       </w:r>
       <w:r>
         <w:rPr>
           <w:rStyle w:val="FootnoteReference"/>
-          <w:rFonts w:hint="eastAsia" w:ascii="仿宋" w:hAnsi="仿宋" w:eastAsia="仿宋" w:cs="仿宋"/>
-          <w:sz w:val="36"/>
-          <w:szCs w:val="36"/>
           <w:vertAlign w:val="superscript"/>
-          <w:lang w:val="en-US" w:eastAsia="zh-CN"/>
-        </w:rPr>
-        <w:t>[</w:t>
+          <w:vanish/>
+          <w:specVanish/>
+        </w:rPr>
         <w:footnoteReference w:id="0"/>
-        <w:t>]</w:t>
-      </w:r>
-      <w:r>
-        <w:rPr>
-          <w:rFonts w:hint="eastAsia" w:ascii="仿宋" w:hAnsi="仿宋" w:eastAsia="仿宋" w:cs="仿宋"/>
-          <w:sz w:val="36"/>
-          <w:szCs w:val="36"/>
-          <w:vertAlign w:val="superscript"/>
-          <w:lang w:val="en-US" w:eastAsia="zh-CN"/>
-        </w:rPr>
-        <w:t>]</w:t>
       </w:r>
     </w:p>
     <w:p>
@@ -179,9 +162,16 @@
           <w:rStyle w:val="FootnoteReference"/>
           <w:vertAlign w:val="superscript"/>
         </w:rPr>
-        <w:t>[</w:t>
+        <w:t>[2]</w:t>
+      </w:r>
+      <w:r>
+        <w:rPr>
+          <w:rStyle w:val="FootnoteReference"/>
+          <w:vertAlign w:val="superscript"/>
+          <w:vanish/>
+          <w:specVanish/>
+        </w:rPr>
         <w:footnoteReference w:id="4"/>
-        <w:t>]</w:t>
       </w:r>
       <w:r>
         <w:rPr>
@@ -313,26 +303,40 @@
           <w:rStyle w:val="FootnoteReference"/>
           <w:vertAlign w:val="superscript"/>
         </w:rPr>
-        <w:t>[</w:t>
-        <w:footnoteReference w:id="5"/>
-        <w:t>]</w:t>
-      </w:r>
-      <w:r>
-        <w:rPr>
-          <w:rFonts w:hint="eastAsia" w:ascii="仿宋" w:hAnsi="仿宋" w:eastAsia="仿宋"/>
-          <w:sz w:val="32"/>
-          <w:szCs w:val="32"/>
-        </w:rPr>
-        <w:t>，第三个危险区是镇南浦汉川线</w:t>
+        <w:t>[3]</w:t>
       </w:r>
       <w:r>
         <w:rPr>
           <w:rStyle w:val="FootnoteReference"/>
           <w:vertAlign w:val="superscript"/>
-        </w:rPr>
-        <w:t>[</w:t>
+          <w:vanish/>
+          <w:specVanish/>
+        </w:rPr>
+        <w:footnoteReference w:id="5"/>
+      </w:r>
+      <w:r>
+        <w:rPr>
+          <w:rFonts w:hint="eastAsia" w:ascii="仿宋" w:hAnsi="仿宋" w:eastAsia="仿宋"/>
+          <w:sz w:val="32"/>
+          <w:szCs w:val="32"/>
+        </w:rPr>
+        <w:t>，第三个危险区是镇南浦汉川线</w:t>
+      </w:r>
+      <w:r>
+        <w:rPr>
+          <w:rStyle w:val="FootnoteReference"/>
+          <w:vertAlign w:val="superscript"/>
+        </w:rPr>
+        <w:t>[4]</w:t>
+      </w:r>
+      <w:r>
+        <w:rPr>
+          <w:rStyle w:val="FootnoteReference"/>
+          <w:vertAlign w:val="superscript"/>
+          <w:vanish/>
+          <w:specVanish/>
+        </w:rPr>
         <w:footnoteReference w:id="6"/>
-        <w:t>]</w:t>
       </w:r>
       <w:r>
         <w:rPr>
@@ -637,33 +641,19 @@
       </w:pPr>
       <w:r>
         <w:rPr>
+          <w:rStyle w:val="FootnoteReference"/>
+        </w:rPr>
+        <w:t>[1]</w:t>
+      </w:r>
+      <w:r>
+        <w:rPr>
           <w:rFonts w:hint="eastAsia" w:asciiTheme="minorEastAsia" w:hAnsiTheme="minorEastAsia" w:cstheme="minorBidi"/>
           <w:kern w:val="2"/>
           <w:sz w:val="21"/>
           <w:szCs w:val="21"/>
           <w:lang w:val="en-US" w:eastAsia="zh-CN" w:bidi="ar-SA"/>
         </w:rPr>
-        <w:t>[</w:t>
-      </w:r>
-      <w:r>
-        <w:rPr>
-          <w:rFonts w:hint="eastAsia" w:asciiTheme="minorEastAsia" w:hAnsiTheme="minorEastAsia" w:cstheme="minorBidi"/>
-          <w:kern w:val="2"/>
-          <w:sz w:val="21"/>
-          <w:szCs w:val="21"/>
-          <w:lang w:val="en-US" w:eastAsia="zh-CN" w:bidi="ar-SA"/>
-        </w:rPr>
-        <w:footnoteRef/>
-      </w:r>
-      <w:r>
-        <w:rPr>
-          <w:rFonts w:hint="eastAsia" w:asciiTheme="minorEastAsia" w:hAnsiTheme="minorEastAsia" w:cstheme="minorBidi"/>
-          <w:kern w:val="2"/>
-          <w:sz w:val="21"/>
-          <w:szCs w:val="21"/>
-          <w:lang w:val="en-US" w:eastAsia="zh-CN" w:bidi="ar-SA"/>
-        </w:rPr>
-        <w:t>]关于本文的真实性及时间还存在争议，《毛泽东年谱》中并未记载。本文是根据东方直心同志编著的《毛泽东大传》（2021年终极版）第六卷，第2146页记载内容编辑而成。标题为编者所加。</w:t>
+        <w:t>关于本文的真实性及时间还存在争议，《毛泽东年谱》中并未记载。本文是根据东方直心同志编著的《毛泽东大传》（2021年终极版）第六卷，第2146页记载内容编辑而成。标题为编者所加。</w:t>
       </w:r>
     </w:p>
   </w:footnote>
@@ -680,15 +670,25 @@
       </w:pPr>
       <w:r>
         <w:rPr>
+          <w:rStyle w:val="FootnoteReference"/>
+        </w:rPr>
+        <w:t>[2]</w:t>
+      </w:r>
+      <w:r>
+        <w:rPr>
           <w:rFonts w:asciiTheme="minorEastAsia" w:hAnsiTheme="minorEastAsia" w:eastAsiaTheme="minorEastAsia" w:cstheme="minorBidi"/>
           <w:kern w:val="2"/>
           <w:sz w:val="21"/>
           <w:szCs w:val="21"/>
           <w:lang w:val="en-US" w:eastAsia="zh-CN" w:bidi="ar-SA"/>
         </w:rPr>
-        <w:footnoteRef/>
-      </w:r>
-      <w:r>
+        <w:t xml:space="preserve">汉川鸭绿江线，指朝鲜西海岸从汉川至鸭绿江口的防御地带。毛泽东将其列为防止美军登陆的一号危险区，强调“决不能许敌在西海岸登陆”。</w:t>
+      </w:r>
+    </w:p>
+  </w:footnote>
+  <w:footnote w:id="5">
+    <w:p>
+      <w:pPr>
         <w:rPr>
           <w:rFonts w:asciiTheme="minorEastAsia" w:hAnsiTheme="minorEastAsia" w:eastAsiaTheme="minorEastAsia" w:cstheme="minorBidi"/>
           <w:kern w:val="2"/>
@@ -696,13 +696,14 @@
           <w:szCs w:val="21"/>
           <w:lang w:val="en-US" w:eastAsia="zh-CN" w:bidi="ar-SA"/>
         </w:rPr>
-        <w:t xml:space="preserve">汉川鸭绿江线，指朝鲜西海岸从汉川至鸭绿江口的防御地带。毛泽东将其列为防止美军登陆的一号危险区，强调“决不能许敌在西海岸登陆”。</w:t>
-      </w:r>
-    </w:p>
-  </w:footnote>
-  <w:footnote w:id="5">
-    <w:p>
-      <w:pPr>
+      </w:pPr>
+      <w:r>
+        <w:rPr>
+          <w:rStyle w:val="FootnoteReference"/>
+        </w:rPr>
+        <w:t>[3]</w:t>
+      </w:r>
+      <w:r>
         <w:rPr>
           <w:rFonts w:asciiTheme="minorEastAsia" w:hAnsiTheme="minorEastAsia" w:eastAsiaTheme="minorEastAsia" w:cstheme="minorBidi"/>
           <w:kern w:val="2"/>
@@ -710,8 +711,13 @@
           <w:szCs w:val="21"/>
           <w:lang w:val="en-US" w:eastAsia="zh-CN" w:bidi="ar-SA"/>
         </w:rPr>
-      </w:pPr>
-      <w:r>
+        <w:t xml:space="preserve">通川元山线，指朝鲜东海岸从通川至元山的防御地带。毛泽东判断此线为美军第二个可能的登陆区域。</w:t>
+      </w:r>
+    </w:p>
+  </w:footnote>
+  <w:footnote w:id="6">
+    <w:p>
+      <w:pPr>
         <w:rPr>
           <w:rFonts w:asciiTheme="minorEastAsia" w:hAnsiTheme="minorEastAsia" w:eastAsiaTheme="minorEastAsia" w:cstheme="minorBidi"/>
           <w:kern w:val="2"/>
@@ -719,40 +725,12 @@
           <w:szCs w:val="21"/>
           <w:lang w:val="en-US" w:eastAsia="zh-CN" w:bidi="ar-SA"/>
         </w:rPr>
-        <w:footnoteRef/>
-      </w:r>
-      <w:r>
-        <w:rPr>
-          <w:rFonts w:asciiTheme="minorEastAsia" w:hAnsiTheme="minorEastAsia" w:eastAsiaTheme="minorEastAsia" w:cstheme="minorBidi"/>
-          <w:kern w:val="2"/>
-          <w:sz w:val="21"/>
-          <w:szCs w:val="21"/>
-          <w:lang w:val="en-US" w:eastAsia="zh-CN" w:bidi="ar-SA"/>
-        </w:rPr>
-        <w:t xml:space="preserve">通川元山线，指朝鲜东海岸从通川至元山的防御地带。毛泽东判断此线为美军第二个可能的登陆区域。</w:t>
-      </w:r>
-    </w:p>
-  </w:footnote>
-  <w:footnote w:id="6">
-    <w:p>
-      <w:pPr>
-        <w:rPr>
-          <w:rFonts w:asciiTheme="minorEastAsia" w:hAnsiTheme="minorEastAsia" w:eastAsiaTheme="minorEastAsia" w:cstheme="minorBidi"/>
-          <w:kern w:val="2"/>
-          <w:sz w:val="21"/>
-          <w:szCs w:val="21"/>
-          <w:lang w:val="en-US" w:eastAsia="zh-CN" w:bidi="ar-SA"/>
-        </w:rPr>
       </w:pPr>
       <w:r>
         <w:rPr>
-          <w:rFonts w:asciiTheme="minorEastAsia" w:hAnsiTheme="minorEastAsia" w:eastAsiaTheme="minorEastAsia" w:cstheme="minorBidi"/>
-          <w:kern w:val="2"/>
-          <w:sz w:val="21"/>
-          <w:szCs w:val="21"/>
-          <w:lang w:val="en-US" w:eastAsia="zh-CN" w:bidi="ar-SA"/>
-        </w:rPr>
-        <w:footnoteRef/>
+          <w:rStyle w:val="FootnoteReference"/>
+        </w:rPr>
+        <w:t>[4]</w:t>
       </w:r>
       <w:r>
         <w:rPr>
